--- a/state-vignettes/wisconsin_highway_report.docx
+++ b/state-vignettes/wisconsin_highway_report.docx
@@ -10,12 +10,12 @@
         <w:rPr>
           <w:color w:val="FF5500"/>
         </w:rPr>
-        <w:t>Wisconsin Ranks 31st in the Nation in Highway Performance and Cost-Effectiveness</w:t>
+        <w:t>Wisconsin Ranks 33rd in the Nation in Highway Performance and Cost-Effectiveness</w:t>
       </w:r>
     </w:p>
     <w:p>
       <w:r>
-        <w:t>Wisconsin’s highway system ranks 31st in the nation in overall cost-effectiveness and condition.</w:t>
+        <w:t>Wisconsin’s highway system ranks 33rd in the nation in overall cost-effectiveness and condition.</w:t>
       </w:r>
     </w:p>
     <w:p>
@@ -25,42 +25,42 @@
     </w:p>
     <w:p>
       <w:r>
-        <w:t>In safety and condition categories, Wisconsin’s highways rank 35th in urban Interstate pavement condition, 26th in rural Interstate pavement condition, 45th in urban arterial pavement condition, 40th in rural arterial pavement condition, 29th in structurally deficient bridges, 5th in urban fatality rate, and 14th in rural fatality rate.</w:t>
+        <w:t>In safety and condition categories, Wisconsin’s highways rank 26th in urban Interstate pavement condition, 29th in rural Interstate pavement condition, 44th in urban arterial pavement condition, 38th in rural arterial pavement condition, 29th in structurally deficient bridges, 9th in urban fatality rate, and 1st in rural fatality rate.</w:t>
       </w:r>
     </w:p>
     <w:p>
       <w:r>
-        <w:t>Wisconsin ranks 21st out of the 50 states in traffic congestion, and its drivers spend 16.91 hours a year stuck in traffic congestion.</w:t>
+        <w:t>Wisconsin ranks 21st out of the 50 states in traffic congestion, and its drivers spend 18.65 hours a year stuck in traffic congestion.</w:t>
       </w:r>
     </w:p>
     <w:p>
       <w:r>
-        <w:t>In spending and cost-effectiveness, Wisconsin ranks 28th in capital and bridge disbursements, which are the costs of building new roads and bridges and widening existing ones. Wisconsin ranks 14th in maintenance spending, such as the costs of repaving roads and filling in potholes. Wisconsin’s administrative disbursements, including office spending that doesn’t make its way to roads, rank 22nd nationwide.</w:t>
+        <w:t>In spending and cost-effectiveness, Wisconsin ranks 22nd in capital and bridge disbursements, which are the costs of building new roads and bridges and widening existing ones. Wisconsin ranks 12th in maintenance spending, such as the costs of repaving roads and filling in potholes. Wisconsin’s administrative disbursements, including office spending that doesn’t make its way to roads, rank 28th nationwide.</w:t>
       </w:r>
     </w:p>
     <w:p>
       <w:r>
-        <w:t>Compared to last year, Wisconsin has the following notable changes in rankings: Rural Fatality Rate worsened by 7 points, from 7 to 14; Urban Fatality Rate improved by 5 points, from 10 to 5; Other Disbursements worsened by 8 points, from 39 to 47; Overall worsened by 5 points, from 26 to 31.</w:t>
+        <w:t>Compared to last year, Wisconsin has the following notable changes in rankings: Capital &amp; Bridge Disbursements improved by 6 points, from 28 to 22; Administrative Disbursements worsened by 6 points, from 22 to 28; Urban Interstate Pavement Condition improved by 9 points, from 35 to 26; Rural Fatality Rate improved by 13 points, from 14 to 1; Other Fatality Rate worsened by 6 points, from 7 to 13.</w:t>
       </w:r>
     </w:p>
     <w:p>
       <w:r>
-        <w:t>Compared to neighboring and nearby states, Wisconsin’s overall highway performance is better than Illinois (37th) and Iowa (35th); worse than Minnesota (11th).</w:t>
+        <w:t>Compared to neighboring and nearby states, Wisconsin’s overall highway performance is better than Illinois (37th) and Iowa (34th); worse than Minnesota (15th).</w:t>
       </w:r>
     </w:p>
     <w:p>
       <w:r>
-        <w:t>Comparing its overall performance to similarly populated states, Wisconsin ranks better than Maryland (34th) and Colorado (42nd).</w:t>
+        <w:t>Comparing its overall performance to similarly populated states, Wisconsin ranks better than Maryland (36th) and Colorado (45th).</w:t>
       </w:r>
     </w:p>
     <w:p>
       <w:r>
-        <w:t>Wisconsin’s highway system ranks 31st out of 50 states overall this year, compared to 26th last year.</w:t>
+        <w:t>Wisconsin’s highway system ranks 33rd out of 50 states overall this year, compared to 31st last year.</w:t>
       </w:r>
     </w:p>
     <w:p>
       <w:r>
-        <w:t>“In terms of improving in the road condition and performance categories, Wisconsin should focus on reducing Other Disbursements and Urban Other Principal Arterial Pavement Condition. Wisconsin’s rank of 47th in Other Disbursements makes it one of the worst in the nation for this safety metric,” said Baruch Feigenbaum, lead author of the 29th Annual Highway Report and senior managing director of transportation policy at Reason Foundation.</w:t>
+        <w:t>“In terms of improving in the road condition and performance categories, Wisconsin should focus on reducing Other Disbursements and Urban Other Principal Arterial Pavement Condition. Wisconsin’s rank of 47th in Other Disbursements makes it one of the worst in the nation for this safety metric,” said Baruch Feigenbaum, lead author of the 30th Annual Highway Report and senior managing director of transportation policy at Reason Foundation.</w:t>
       </w:r>
     </w:p>
     <w:p>
@@ -70,7 +70,7 @@
           <w:color w:val="FF5500"/>
           <w:sz w:val="28"/>
         </w:rPr>
-        <w:t>WISCONSIN’S RANKINGS IN THE 29TH ANNUAL HIGHWAY REPORT</w:t>
+        <w:t>WISCONSIN’S RANKINGS IN THE 30TH ANNUAL HIGHWAY REPORT</w:t>
       </w:r>
     </w:p>
     <w:tbl>
@@ -148,7 +148,7 @@
               <w:rPr>
                 <w:sz w:val="20"/>
               </w:rPr>
-              <w:t>31</w:t>
+              <w:t>33</w:t>
             </w:r>
           </w:p>
         </w:tc>
@@ -179,7 +179,7 @@
               <w:rPr>
                 <w:sz w:val="20"/>
               </w:rPr>
-              <w:t>28</w:t>
+              <w:t>22</w:t>
             </w:r>
           </w:p>
         </w:tc>
@@ -212,7 +212,7 @@
               <w:rPr>
                 <w:sz w:val="20"/>
               </w:rPr>
-              <w:t>14</w:t>
+              <w:t>12</w:t>
             </w:r>
           </w:p>
         </w:tc>
@@ -243,7 +243,7 @@
               <w:rPr>
                 <w:sz w:val="20"/>
               </w:rPr>
-              <w:t>22</w:t>
+              <w:t>28</w:t>
             </w:r>
           </w:p>
         </w:tc>
@@ -307,7 +307,7 @@
               <w:rPr>
                 <w:sz w:val="20"/>
               </w:rPr>
-              <w:t>26</w:t>
+              <w:t>29</w:t>
             </w:r>
           </w:p>
         </w:tc>
@@ -340,7 +340,7 @@
               <w:rPr>
                 <w:sz w:val="20"/>
               </w:rPr>
-              <w:t>40</w:t>
+              <w:t>38</w:t>
             </w:r>
           </w:p>
         </w:tc>
@@ -371,7 +371,7 @@
               <w:rPr>
                 <w:sz w:val="20"/>
               </w:rPr>
-              <w:t>35</w:t>
+              <w:t>26</w:t>
             </w:r>
           </w:p>
         </w:tc>
@@ -404,7 +404,7 @@
               <w:rPr>
                 <w:sz w:val="20"/>
               </w:rPr>
-              <w:t>45</w:t>
+              <w:t>44</w:t>
             </w:r>
           </w:p>
         </w:tc>
@@ -499,7 +499,7 @@
               <w:rPr>
                 <w:sz w:val="20"/>
               </w:rPr>
-              <w:t>14</w:t>
+              <w:t>1</w:t>
             </w:r>
           </w:p>
         </w:tc>
@@ -532,7 +532,7 @@
               <w:rPr>
                 <w:sz w:val="20"/>
               </w:rPr>
-              <w:t>5</w:t>
+              <w:t>9</w:t>
             </w:r>
           </w:p>
         </w:tc>
@@ -563,7 +563,7 @@
               <w:rPr>
                 <w:sz w:val="20"/>
               </w:rPr>
-              <w:t>7</w:t>
+              <w:t>13</w:t>
             </w:r>
           </w:p>
         </w:tc>
@@ -572,12 +572,12 @@
     <w:p>
       <w:r>
         <w:br/>
-        <w:t>Reason Foundation’s 29th Annual Highway Report measures the condition and cost- effectiveness of state-controlled highways in 13 categories, including pavement and bridge conditions, traffic fatalities, and spending. In the performance categories, ranking first implies the state has the best or lowest fatality rate and its road pavement is in the best condition. A ranking of 50th in performance categories means the state has the worst fatality rates or pavement conditions. In simplified terms, in the cost-effectiveness categories, a rank of 50 means the state spends more money, and a first-place ranking means the state spends less money than other states in that category.</w:t>
+        <w:t>Reason Foundation’s 30th Annual Highway Report measures the condition and cost-effectiveness of state-controlled highways in 13 categories, including pavement and bridge conditions, traffic fatalities, and spending. In the performance categories, ranking first implies the state has the best or lowest fatality rate and its road pavement is in the best condition. A ranking of 50th in performance categories means the state has the worst fatality rates or pavement conditions. In simplified terms, in the cost-effectiveness categories, a rank of 50 means the state spends more money, and a first-place ranking means the state spends less money than other states in that category.</w:t>
       </w:r>
     </w:p>
     <w:p>
       <w:r>
-        <w:t>The report’s data are primarily information each state directly reported to the Federal Highway Administration for 2023. Better Roads and Bridges provides the deficient bridge data, and INRIX.com provides the traffic congestion data.</w:t>
+        <w:t>The report’s data are primarily information each state directly reported to the Federal Highway Administration for 2024. Better Roads and Bridges provides the deficient bridge data, and INRIX.com provides the traffic congestion data.</w:t>
       </w:r>
     </w:p>
     <w:sectPr>
